--- a/public/assets/template/docx/surat_ket_rekom_dtks.docx
+++ b/public/assets/template/docx/surat_ket_rekom_dtks.docx
@@ -73,7 +73,7 @@
         <w:pStyle w:val="BodyText"/>
       </w:pPr>
       <w:r>
-        <w:t xml:space="preserve">KABUPATEN $NAMA_KAB</w:t>
+        <w:t xml:space="preserve">KABUPATEN ${NAMA_KAB}</w:t>
       </w:r>
     </w:p>
     <w:p>
@@ -81,7 +81,7 @@
         <w:pStyle w:val="BodyText"/>
       </w:pPr>
       <w:r>
-        <w:t xml:space="preserve">KAPANEWON $NAMA_KEC</w:t>
+        <w:t xml:space="preserve">KAPANEWON ${NAMA_KEC}</w:t>
       </w:r>
     </w:p>
     <w:p>
@@ -93,7 +93,7 @@
           <w:b/>
           <w:bCs/>
         </w:rPr>
-        <w:t xml:space="preserve">PEMERINTAH KALURAHAN $NAMA_DES</w:t>
+        <w:t xml:space="preserve">PEMERINTAH KALURAHAN ${NAMA_DES}</w:t>
       </w:r>
     </w:p>
     <w:p>
@@ -101,7 +101,7 @@
         <w:pStyle w:val="BodyText"/>
       </w:pPr>
       <w:r>
-        <w:t xml:space="preserve">$NAMA_DESA_JAWA</w:t>
+        <w:t xml:space="preserve">${NAMA_DESA_JAWA}</w:t>
       </w:r>
       <w:r>
         <w:drawing>
@@ -152,7 +152,7 @@
         <w:pStyle w:val="BodyText"/>
       </w:pPr>
       <w:r>
-        <w:t xml:space="preserve">$ALAMAT_DES</w:t>
+        <w:t xml:space="preserve">${ALAMAT_DES}</w:t>
       </w:r>
     </w:p>
     <w:p>
@@ -160,7 +160,7 @@
         <w:pStyle w:val="BodyText"/>
       </w:pPr>
       <w:r>
-        <w:t xml:space="preserve">Posel : $ALAMAT_MAIL</w:t>
+        <w:t xml:space="preserve">Posel : ${ALAMAT_MAIL}</w:t>
       </w:r>
     </w:p>
     <w:p>
@@ -181,7 +181,7 @@
         <w:pStyle w:val="BodyText"/>
       </w:pPr>
       <w:r>
-        <w:t xml:space="preserve">Nomor : $NOMOR_SURAT /$KODE_DESA /$TAHUN</w:t>
+        <w:t xml:space="preserve">Nomor : ${NOMOR_SURAT} /${KODE_DESA} /${TAHUN}</w:t>
       </w:r>
     </w:p>
     <w:p>
@@ -189,7 +189,7 @@
         <w:pStyle w:val="BodyText"/>
       </w:pPr>
       <w:r>
-        <w:t xml:space="preserve">Yang bertanda tangan dibawah ini, Lurah $NAMA_DES,</w:t>
+        <w:t xml:space="preserve">Yang bertanda tangan dibawah ini, Lurah ${NAMA_DES},</w:t>
       </w:r>
       <w:r>
         <w:t xml:space="preserve"> </w:t>
@@ -200,7 +200,7 @@
       </w:r>
       <w:bookmarkEnd w:id="16"/>
       <w:r>
-        <w:t xml:space="preserve">apanewon $NAMA_KEC, Kabupaten $NAMA_KAB. Menerangkan dengan sesungguhnya bahwa :</w:t>
+        <w:t xml:space="preserve">apanewon ${NAMA_KEC}, Kabupaten ${NAMA_KAB}. Menerangkan dengan sesungguhnya bahwa :</w:t>
       </w:r>
     </w:p>
     <w:p>
@@ -208,7 +208,7 @@
         <w:pStyle w:val="BodyText"/>
       </w:pPr>
       <w:r>
-        <w:t xml:space="preserve">Nama : $NAMA</w:t>
+        <w:t xml:space="preserve">Nama : ${NAMA}</w:t>
       </w:r>
     </w:p>
     <w:p>
@@ -216,7 +216,7 @@
         <w:pStyle w:val="BodyText"/>
       </w:pPr>
       <w:r>
-        <w:t xml:space="preserve">NIK : $NIK</w:t>
+        <w:t xml:space="preserve">NIK : ${NIK}</w:t>
       </w:r>
     </w:p>
     <w:p>
@@ -224,7 +224,7 @@
         <w:pStyle w:val="BodyText"/>
       </w:pPr>
       <w:r>
-        <w:t xml:space="preserve">Nomor KK : $NO_KK</w:t>
+        <w:t xml:space="preserve">Nomor KK : ${NO_KK}</w:t>
       </w:r>
     </w:p>
     <w:p>
@@ -232,7 +232,7 @@
         <w:pStyle w:val="BodyText"/>
       </w:pPr>
       <w:r>
-        <w:t xml:space="preserve">Tempat, Tgl Lahir : $TTL</w:t>
+        <w:t xml:space="preserve">Tempat, Tgl Lahir : ${TTL}</w:t>
       </w:r>
     </w:p>
     <w:p>
@@ -240,7 +240,7 @@
         <w:pStyle w:val="BodyText"/>
       </w:pPr>
       <w:r>
-        <w:t xml:space="preserve">Jenis Kelamin : $SEX</w:t>
+        <w:t xml:space="preserve">Jenis Kelamin : ${SEX}</w:t>
       </w:r>
     </w:p>
     <w:p>
@@ -248,7 +248,7 @@
         <w:pStyle w:val="BodyText"/>
       </w:pPr>
       <w:r>
-        <w:t xml:space="preserve">Alamat : $ALAMAT, Kalurahan $NAMA_DES, Kapanewon $NAMA_KEC, Kabupaten $NAMA_KAB</w:t>
+        <w:t xml:space="preserve">Alamat : ${ALAMAT}, Kalurahan ${NAMA_DES}, Kapanewon ${NAMA_KEC}, Kabupaten ${NAMA_KAB}</w:t>
       </w:r>
     </w:p>
     <w:p>
@@ -256,7 +256,7 @@
         <w:pStyle w:val="BodyText"/>
       </w:pPr>
       <w:r>
-        <w:t xml:space="preserve">Pekerjaan : $PEKERJAAN</w:t>
+        <w:t xml:space="preserve">Pekerjaan : ${PEKERJAAN}</w:t>
       </w:r>
     </w:p>
     <w:p>
@@ -264,7 +264,7 @@
         <w:pStyle w:val="BodyText"/>
       </w:pPr>
       <w:r>
-        <w:t xml:space="preserve">Status Perkawinan : $STATUS_KAWIN</w:t>
+        <w:t xml:space="preserve">Status Perkawinan : ${STATUS_KAWIN}</w:t>
       </w:r>
     </w:p>
     <w:p>
@@ -272,7 +272,7 @@
         <w:pStyle w:val="BodyText"/>
       </w:pPr>
       <w:r>
-        <w:t xml:space="preserve">Agama : $AGAMA</w:t>
+        <w:t xml:space="preserve">Agama : ${AGAMA}</w:t>
       </w:r>
     </w:p>
     <w:p>
@@ -280,7 +280,7 @@
         <w:pStyle w:val="BodyText"/>
       </w:pPr>
       <w:r>
-        <w:t xml:space="preserve">Adalah penduduk Kalurahan $NAMA_DES, Kapanewon $NAMA_KEC termasuk dalam Kriteria miskin/ tidak mampu, namun belum masuk dalam data DTKS Kemeterian Sosial dan form skrinning sebagai lampiran Surat Rekomendasi sesuai Permensos kriteria kemiskina. Berikut ini Anggota Rumahtangga/Keluarga:</w:t>
+        <w:t xml:space="preserve">Adalah penduduk Kalurahan ${NAMA_DES}, Kapanewon ${NAMA_KEC} termasuk dalam Kriteria miskin/ tidak mampu, namun belum masuk dalam data DTKS Kemeterian Sosial dan form skrinning sebagai lampiran Surat Rekomendasi sesuai Permensos kriteria kemiskina. Berikut ini Anggota Rumahtangga/Keluarga:</w:t>
       </w:r>
     </w:p>
     <w:tbl>
@@ -403,7 +403,7 @@
               <w:pStyle w:val="BodyText"/>
             </w:pPr>
             <w:r>
-              <w:t xml:space="preserve">$NO</w:t>
+              <w:t xml:space="preserve">${NO}</w:t>
             </w:r>
           </w:p>
         </w:tc>
@@ -414,7 +414,7 @@
               <w:pStyle w:val="BodyText"/>
             </w:pPr>
             <w:r>
-              <w:t xml:space="preserve">$PX_NAMA</w:t>
+              <w:t xml:space="preserve">${PX_NAMA}</w:t>
             </w:r>
           </w:p>
         </w:tc>
@@ -425,7 +425,7 @@
               <w:pStyle w:val="BodyText"/>
             </w:pPr>
             <w:r>
-              <w:t xml:space="preserve">$PX_NIK</w:t>
+              <w:t xml:space="preserve">${PX_NIK}</w:t>
             </w:r>
           </w:p>
         </w:tc>
@@ -436,7 +436,7 @@
               <w:pStyle w:val="BodyText"/>
             </w:pPr>
             <w:r>
-              <w:t xml:space="preserve">$PX_HUBUNGAN</w:t>
+              <w:t xml:space="preserve">${PX_HUBUNGAN}</w:t>
             </w:r>
           </w:p>
         </w:tc>
@@ -571,7 +571,7 @@
               <w:pStyle w:val="FirstParagraph"/>
             </w:pPr>
             <w:r>
-              <w:t xml:space="preserve">$JABATAN,</w:t>
+              <w:t xml:space="preserve">${JABATAN},</w:t>
             </w:r>
           </w:p>
           <w:p>
@@ -579,7 +579,7 @@
               <w:pStyle w:val="BodyText"/>
             </w:pPr>
             <w:r>
-              <w:t xml:space="preserve">$NAMA_PAMONG</w:t>
+              <w:t xml:space="preserve">${NAMA_PAMONG}</w:t>
             </w:r>
           </w:p>
         </w:tc>
@@ -598,7 +598,7 @@
               <w:pStyle w:val="BodyText"/>
             </w:pPr>
             <w:r>
-              <w:t xml:space="preserve">$NAMA_DES, $TGL_SURAT</w:t>
+              <w:t xml:space="preserve">${NAMA_DES}, ${TGL_SURAT}</w:t>
             </w:r>
           </w:p>
           <w:p>
@@ -620,7 +620,7 @@
               <w:t xml:space="preserve"> </w:t>
             </w:r>
             <w:r>
-              <w:t xml:space="preserve">$NAMA_DES</w:t>
+              <w:t xml:space="preserve">${NAMA_DES}</w:t>
             </w:r>
           </w:p>
           <w:p>
@@ -628,7 +628,7 @@
               <w:pStyle w:val="BodyText"/>
             </w:pPr>
             <w:r>
-              <w:t xml:space="preserve">$SAKSI_BARU1</w:t>
+              <w:t xml:space="preserve">${SAKSI_BARU1}</w:t>
             </w:r>
           </w:p>
         </w:tc>
